--- a/Projekt/app/docs/Zal_6.docx
+++ b/Projekt/app/docs/Zal_6.docx
@@ -1,6 +1,6 @@
 
 <file path=word/document.xml><?xml version="1.0" encoding="utf-8"?>
-<w:document xmlns:wpc="http://schemas.microsoft.com/office/word/2010/wordprocessingCanvas" xmlns:cx="http://schemas.microsoft.com/office/drawing/2014/chartex" xmlns:cx1="http://schemas.microsoft.com/office/drawing/2015/9/8/chartex" xmlns:cx2="http://schemas.microsoft.com/office/drawing/2015/10/21/chartex" xmlns:cx3="http://schemas.microsoft.com/office/drawing/2016/5/9/chartex" xmlns:cx4="http://schemas.microsoft.com/office/drawing/2016/5/10/chartex" xmlns:cx5="http://schemas.microsoft.com/office/drawing/2016/5/11/chartex" xmlns:cx6="http://schemas.microsoft.com/office/drawing/2016/5/12/chartex" xmlns:cx7="http://schemas.microsoft.com/office/drawing/2016/5/13/chartex" xmlns:cx8="http://schemas.microsoft.com/office/drawing/2016/5/14/chartex" xmlns:mc="http://schemas.openxmlformats.org/markup-compatibility/2006" xmlns:aink="http://schemas.microsoft.com/office/drawing/2016/ink" xmlns:am3d="http://schemas.microsoft.com/office/drawing/2017/model3d" xmlns:o="urn:schemas-microsoft-com:office:office" xmlns:oel="http://schemas.microsoft.com/office/2019/extlst" xmlns:r="http://schemas.openxmlformats.org/officeDocument/2006/relationships" xmlns:m="http://schemas.openxmlformats.org/officeDocument/2006/math" xmlns:v="urn:schemas-microsoft-com:vml" xmlns:wp14="http://schemas.microsoft.com/office/word/2010/wordprocessingDrawing" xmlns:wp="http://schemas.openxmlformats.org/drawingml/2006/wordprocessingDrawing" xmlns:w10="urn:schemas-microsoft-com:office:word" xmlns:w="http://schemas.openxmlformats.org/wordprocessingml/2006/main" xmlns:w14="http://schemas.microsoft.com/office/word/2010/wordml" xmlns:w15="http://schemas.microsoft.com/office/word/2012/wordml" xmlns:w16cex="http://schemas.microsoft.com/office/word/2018/wordml/cex" xmlns:w16cid="http://schemas.microsoft.com/office/word/2016/wordml/cid" xmlns:w16="http://schemas.microsoft.com/office/word/2018/wordml" xmlns:w16du="http://schemas.microsoft.com/office/word/2023/wordml/word16du" xmlns:w16sdtdh="http://schemas.microsoft.com/office/word/2020/wordml/sdtdatahash" xmlns:w16se="http://schemas.microsoft.com/office/word/2015/wordml/symex" xmlns:wpg="http://schemas.microsoft.com/office/word/2010/wordprocessingGroup" xmlns:wpi="http://schemas.microsoft.com/office/word/2010/wordprocessingInk" xmlns:wne="http://schemas.microsoft.com/office/word/2006/wordml" xmlns:wps="http://schemas.microsoft.com/office/word/2010/wordprocessingShape" mc:Ignorable="w14 w15 w16se w16cid w16 w16cex w16sdtdh w16du wp14">
+<w:document xmlns:wpc="http://schemas.microsoft.com/office/word/2010/wordprocessingCanvas" xmlns:cx="http://schemas.microsoft.com/office/drawing/2014/chartex" xmlns:cx1="http://schemas.microsoft.com/office/drawing/2015/9/8/chartex" xmlns:cx2="http://schemas.microsoft.com/office/drawing/2015/10/21/chartex" xmlns:cx3="http://schemas.microsoft.com/office/drawing/2016/5/9/chartex" xmlns:cx4="http://schemas.microsoft.com/office/drawing/2016/5/10/chartex" xmlns:cx5="http://schemas.microsoft.com/office/drawing/2016/5/11/chartex" xmlns:cx6="http://schemas.microsoft.com/office/drawing/2016/5/12/chartex" xmlns:cx7="http://schemas.microsoft.com/office/drawing/2016/5/13/chartex" xmlns:cx8="http://schemas.microsoft.com/office/drawing/2016/5/14/chartex" xmlns:mc="http://schemas.openxmlformats.org/markup-compatibility/2006" xmlns:aink="http://schemas.microsoft.com/office/drawing/2016/ink" xmlns:am3d="http://schemas.microsoft.com/office/drawing/2017/model3d" xmlns:o="urn:schemas-microsoft-com:office:office" xmlns:oel="http://schemas.microsoft.com/office/2019/extlst" xmlns:r="http://schemas.openxmlformats.org/officeDocument/2006/relationships" xmlns:m="http://schemas.openxmlformats.org/officeDocument/2006/math" xmlns:v="urn:schemas-microsoft-com:vml" xmlns:wp14="http://schemas.microsoft.com/office/word/2010/wordprocessingDrawing" xmlns:wp="http://schemas.openxmlformats.org/drawingml/2006/wordprocessingDrawing" xmlns:w10="urn:schemas-microsoft-com:office:word" xmlns:w="http://schemas.openxmlformats.org/wordprocessingml/2006/main" xmlns:w14="http://schemas.microsoft.com/office/word/2010/wordml" xmlns:w15="http://schemas.microsoft.com/office/word/2012/wordml" xmlns:w16cex="http://schemas.microsoft.com/office/word/2018/wordml/cex" xmlns:w16cid="http://schemas.microsoft.com/office/word/2016/wordml/cid" xmlns:w16="http://schemas.microsoft.com/office/word/2018/wordml" xmlns:w16du="http://schemas.microsoft.com/office/word/2023/wordml/word16du" xmlns:w16sdtdh="http://schemas.microsoft.com/office/word/2020/wordml/sdtdatahash" xmlns:w16sdtfl="http://schemas.microsoft.com/office/word/2024/wordml/sdtformatlock" xmlns:w16se="http://schemas.microsoft.com/office/word/2015/wordml/symex" xmlns:wpg="http://schemas.microsoft.com/office/word/2010/wordprocessingGroup" xmlns:wpi="http://schemas.microsoft.com/office/word/2010/wordprocessingInk" xmlns:wne="http://schemas.microsoft.com/office/word/2006/wordml" xmlns:wps="http://schemas.microsoft.com/office/word/2010/wordprocessingShape" mc:Ignorable="w14 w15 w16se w16cid w16 w16cex w16sdtdh w16sdtfl w16du wp14">
   <w:body>
     <w:p>
       <w:pPr>
@@ -115,8 +115,6 @@
         <w:ind w:left="215" w:hanging="215"/>
         <w:rPr>
           <w:rFonts w:asciiTheme="majorHAnsi" w:hAnsiTheme="majorHAnsi"/>
-          <w:b/>
-          <w:bCs/>
           <w:sz w:val="22"/>
           <w:szCs w:val="22"/>
         </w:rPr>
@@ -132,29 +130,10 @@
       <w:r>
         <w:rPr>
           <w:rFonts w:asciiTheme="majorHAnsi" w:hAnsiTheme="majorHAnsi"/>
-          <w:bCs/>
-          <w:sz w:val="22"/>
-          <w:szCs w:val="22"/>
-        </w:rPr>
-        <w:t>…………………</w:t>
-      </w:r>
-      <w:r>
-        <w:rPr>
-          <w:rFonts w:asciiTheme="majorHAnsi" w:hAnsiTheme="majorHAnsi"/>
-          <w:bCs/>
-          <w:sz w:val="22"/>
-          <w:szCs w:val="22"/>
-        </w:rPr>
-        <w:t>……………………………………………………………………………………….</w:t>
-      </w:r>
-      <w:r>
-        <w:rPr>
-          <w:rFonts w:asciiTheme="majorHAnsi" w:hAnsiTheme="majorHAnsi"/>
-          <w:bCs/>
-          <w:sz w:val="22"/>
-          <w:szCs w:val="22"/>
-        </w:rPr>
-        <w:t>………………....</w:t>
+          <w:sz w:val="22"/>
+          <w:szCs w:val="22"/>
+        </w:rPr>
+        <w:t>{{ imie_nazwisko_studenta }}</w:t>
       </w:r>
       <w:r>
         <w:rPr>
@@ -170,16 +149,15 @@
           <w:sz w:val="22"/>
           <w:szCs w:val="22"/>
         </w:rPr>
-        <w:t xml:space="preserve"> Nr albumu:  </w:t>
-      </w:r>
-      <w:r>
-        <w:rPr>
-          <w:rFonts w:asciiTheme="majorHAnsi" w:hAnsiTheme="majorHAnsi"/>
-          <w:bCs/>
-          <w:sz w:val="22"/>
-          <w:szCs w:val="22"/>
-        </w:rPr>
-        <w:t>…………….……….</w:t>
+        <w:t xml:space="preserve">Nr albumu:  </w:t>
+      </w:r>
+      <w:r>
+        <w:rPr>
+          <w:rFonts w:asciiTheme="majorHAnsi" w:hAnsiTheme="majorHAnsi"/>
+          <w:sz w:val="22"/>
+          <w:szCs w:val="22"/>
+        </w:rPr>
+        <w:t>{{ nr_indeksu }}</w:t>
       </w:r>
     </w:p>
     <w:p>
@@ -240,11 +218,10 @@
       <w:r>
         <w:rPr>
           <w:rFonts w:asciiTheme="majorHAnsi" w:hAnsiTheme="majorHAnsi"/>
-          <w:i/>
-          <w:sz w:val="22"/>
-          <w:szCs w:val="22"/>
-        </w:rPr>
-        <w:t xml:space="preserve">……………………………………… </w:t>
+          <w:sz w:val="22"/>
+          <w:szCs w:val="22"/>
+        </w:rPr>
+        <w:t>{{ specjalnosc }}</w:t>
       </w:r>
     </w:p>
     <w:p>
@@ -255,8 +232,6 @@
         <w:spacing w:before="120" w:line="360" w:lineRule="auto"/>
         <w:rPr>
           <w:rFonts w:asciiTheme="majorHAnsi" w:hAnsiTheme="majorHAnsi"/>
-          <w:b/>
-          <w:bCs/>
           <w:sz w:val="22"/>
           <w:szCs w:val="22"/>
         </w:rPr>
@@ -324,134 +299,63 @@
           <w:sz w:val="22"/>
           <w:szCs w:val="22"/>
         </w:rPr>
-        <w:t xml:space="preserve">Rok </w:t>
-      </w:r>
-      <w:proofErr w:type="spellStart"/>
-      <w:r>
-        <w:rPr>
-          <w:rFonts w:asciiTheme="majorHAnsi" w:hAnsiTheme="majorHAnsi"/>
-          <w:sz w:val="22"/>
-          <w:szCs w:val="22"/>
-        </w:rPr>
-        <w:t>ak</w:t>
-      </w:r>
-      <w:proofErr w:type="spellEnd"/>
-      <w:r>
-        <w:rPr>
-          <w:rFonts w:asciiTheme="majorHAnsi" w:hAnsiTheme="majorHAnsi"/>
-          <w:sz w:val="22"/>
-          <w:szCs w:val="22"/>
-        </w:rPr>
-        <w:t>.:  20…../20.…..</w:t>
-      </w:r>
-    </w:p>
-    <w:p>
-      <w:pPr>
-        <w:spacing w:before="360" w:after="240" w:line="360" w:lineRule="auto"/>
+        <w:t xml:space="preserve">Rok ak.: </w:t>
+      </w:r>
+      <w:r>
+        <w:rPr>
+          <w:rFonts w:asciiTheme="majorHAnsi" w:hAnsiTheme="majorHAnsi"/>
+          <w:sz w:val="22"/>
+          <w:szCs w:val="22"/>
+        </w:rPr>
+        <w:t>{{ rok_akademicki }}</w:t>
+      </w:r>
+      <w:r>
+        <w:rPr>
+          <w:rFonts w:asciiTheme="majorHAnsi" w:hAnsiTheme="majorHAnsi"/>
+          <w:sz w:val="22"/>
+          <w:szCs w:val="22"/>
+        </w:rPr>
+        <w:t xml:space="preserve"> </w:t>
+      </w:r>
+    </w:p>
+    <w:p>
+      <w:pPr>
+        <w:spacing w:before="360" w:line="360" w:lineRule="auto"/>
         <w:ind w:left="4961" w:hanging="4961"/>
         <w:rPr>
           <w:rFonts w:asciiTheme="majorHAnsi" w:hAnsiTheme="majorHAnsi"/>
-          <w:bCs/>
-          <w:sz w:val="22"/>
-          <w:szCs w:val="22"/>
-        </w:rPr>
-      </w:pPr>
-      <w:r>
-        <w:rPr>
-          <w:rFonts w:asciiTheme="majorHAnsi" w:hAnsiTheme="majorHAnsi"/>
-          <w:sz w:val="22"/>
-          <w:szCs w:val="22"/>
-        </w:rPr>
-        <w:t xml:space="preserve">Miejsce  odbywania praktyki:  </w:t>
-      </w:r>
-      <w:r>
-        <w:rPr>
-          <w:rFonts w:asciiTheme="majorHAnsi" w:hAnsiTheme="majorHAnsi"/>
-          <w:bCs/>
-          <w:sz w:val="22"/>
-          <w:szCs w:val="22"/>
-        </w:rPr>
-        <w:t>………………………………</w:t>
-      </w:r>
-      <w:r>
-        <w:rPr>
-          <w:rFonts w:asciiTheme="majorHAnsi" w:hAnsiTheme="majorHAnsi"/>
-          <w:bCs/>
-          <w:sz w:val="22"/>
-          <w:szCs w:val="22"/>
-        </w:rPr>
-        <w:t>………………………………………………………</w:t>
-      </w:r>
-      <w:r>
-        <w:rPr>
-          <w:rFonts w:asciiTheme="majorHAnsi" w:hAnsiTheme="majorHAnsi"/>
-          <w:bCs/>
-          <w:sz w:val="22"/>
-          <w:szCs w:val="22"/>
-        </w:rPr>
-        <w:t>……………………………………………………….…</w:t>
-      </w:r>
-      <w:r>
-        <w:rPr>
-          <w:rFonts w:asciiTheme="majorHAnsi" w:hAnsiTheme="majorHAnsi"/>
-          <w:bCs/>
-          <w:sz w:val="22"/>
-          <w:szCs w:val="22"/>
-        </w:rPr>
-        <w:t>..</w:t>
-      </w:r>
-      <w:r>
-        <w:rPr>
-          <w:rFonts w:asciiTheme="majorHAnsi" w:hAnsiTheme="majorHAnsi"/>
-          <w:bCs/>
-          <w:sz w:val="22"/>
-          <w:szCs w:val="22"/>
-        </w:rPr>
-        <w:t>……………………………</w:t>
-      </w:r>
-    </w:p>
-    <w:p>
-      <w:pPr>
-        <w:spacing w:before="240"/>
-        <w:ind w:left="2835"/>
-        <w:jc w:val="center"/>
-        <w:rPr>
-          <w:rFonts w:asciiTheme="majorHAnsi" w:hAnsiTheme="majorHAnsi"/>
-          <w:bCs/>
-          <w:sz w:val="22"/>
-          <w:szCs w:val="22"/>
-        </w:rPr>
-      </w:pPr>
-      <w:r>
-        <w:rPr>
-          <w:rFonts w:asciiTheme="majorHAnsi" w:hAnsiTheme="majorHAnsi"/>
-          <w:bCs/>
-          <w:sz w:val="22"/>
-          <w:szCs w:val="22"/>
-        </w:rPr>
-        <w:t>………………………………</w:t>
-      </w:r>
-      <w:r>
-        <w:rPr>
-          <w:rFonts w:asciiTheme="majorHAnsi" w:hAnsiTheme="majorHAnsi"/>
-          <w:bCs/>
-          <w:sz w:val="22"/>
-          <w:szCs w:val="22"/>
-        </w:rPr>
-        <w:t>………………………………………………………</w:t>
-      </w:r>
-      <w:r>
-        <w:rPr>
-          <w:rFonts w:asciiTheme="majorHAnsi" w:hAnsiTheme="majorHAnsi"/>
-          <w:bCs/>
-          <w:sz w:val="22"/>
-          <w:szCs w:val="22"/>
-        </w:rPr>
-        <w:t>……………………………………………………….……………………………….</w:t>
-      </w:r>
-    </w:p>
-    <w:p>
-      <w:pPr>
+          <w:sz w:val="22"/>
+          <w:szCs w:val="22"/>
+        </w:rPr>
+      </w:pPr>
+      <w:r>
+        <w:rPr>
+          <w:rFonts w:asciiTheme="majorHAnsi" w:hAnsiTheme="majorHAnsi"/>
+          <w:sz w:val="22"/>
+          <w:szCs w:val="22"/>
+        </w:rPr>
+        <w:t>Miejsce  odbywania praktyki</w:t>
+      </w:r>
+      <w:r>
+        <w:rPr>
+          <w:rFonts w:asciiTheme="majorHAnsi" w:hAnsiTheme="majorHAnsi"/>
+          <w:sz w:val="22"/>
+          <w:szCs w:val="22"/>
+        </w:rPr>
+        <w:t xml:space="preserve">: </w:t>
+      </w:r>
+      <w:r>
+        <w:rPr>
+          <w:rFonts w:asciiTheme="majorHAnsi" w:hAnsiTheme="majorHAnsi"/>
+          <w:sz w:val="22"/>
+          <w:szCs w:val="22"/>
+        </w:rPr>
+        <w:t>{{ miejsce_praktyki }}</w:t>
+      </w:r>
+    </w:p>
+    <w:p>
+      <w:pPr>
+        <w:spacing w:after="480"/>
         <w:ind w:left="2835"/>
         <w:jc w:val="center"/>
         <w:rPr>
@@ -491,15 +395,15 @@
           <w:sz w:val="22"/>
           <w:szCs w:val="22"/>
         </w:rPr>
-        <w:t>Data rozpoczęcia praktyki: ………</w:t>
-      </w:r>
-      <w:r>
-        <w:rPr>
-          <w:rFonts w:asciiTheme="majorHAnsi" w:hAnsiTheme="majorHAnsi"/>
-          <w:sz w:val="22"/>
-          <w:szCs w:val="22"/>
-        </w:rPr>
-        <w:t>…….………………</w:t>
+        <w:t xml:space="preserve">Data rozpoczęcia praktyki: </w:t>
+      </w:r>
+      <w:r>
+        <w:rPr>
+          <w:rFonts w:asciiTheme="majorHAnsi" w:hAnsiTheme="majorHAnsi"/>
+          <w:sz w:val="22"/>
+          <w:szCs w:val="22"/>
+        </w:rPr>
+        <w:t>{{ data_rozp }}</w:t>
       </w:r>
       <w:r>
         <w:rPr>
@@ -515,23 +419,15 @@
           <w:sz w:val="22"/>
           <w:szCs w:val="22"/>
         </w:rPr>
-        <w:t>Data zakończenia praktyki: ………</w:t>
-      </w:r>
-      <w:r>
-        <w:rPr>
-          <w:rFonts w:asciiTheme="majorHAnsi" w:hAnsiTheme="majorHAnsi"/>
-          <w:sz w:val="22"/>
-          <w:szCs w:val="22"/>
-        </w:rPr>
-        <w:t>……</w:t>
-      </w:r>
-      <w:r>
-        <w:rPr>
-          <w:rFonts w:asciiTheme="majorHAnsi" w:hAnsiTheme="majorHAnsi"/>
-          <w:sz w:val="22"/>
-          <w:szCs w:val="22"/>
-        </w:rPr>
-        <w:t>…………</w:t>
+        <w:t xml:space="preserve">Data zakończenia praktyki: </w:t>
+      </w:r>
+      <w:r>
+        <w:rPr>
+          <w:rFonts w:asciiTheme="majorHAnsi" w:hAnsiTheme="majorHAnsi"/>
+          <w:sz w:val="22"/>
+          <w:szCs w:val="22"/>
+        </w:rPr>
+        <w:t>{{ data_zak }}</w:t>
       </w:r>
     </w:p>
     <w:p>
@@ -625,63 +521,12 @@
           <w:sz w:val="22"/>
           <w:szCs w:val="22"/>
         </w:rPr>
-        <w:t>………………</w:t>
-      </w:r>
-      <w:r>
-        <w:rPr>
-          <w:rFonts w:asciiTheme="majorHAnsi" w:hAnsiTheme="majorHAnsi"/>
-          <w:sz w:val="22"/>
-          <w:szCs w:val="22"/>
-        </w:rPr>
-        <w:t>…………………..</w:t>
-      </w:r>
-      <w:r>
-        <w:rPr>
-          <w:rFonts w:asciiTheme="majorHAnsi" w:hAnsiTheme="majorHAnsi"/>
-          <w:sz w:val="22"/>
-          <w:szCs w:val="22"/>
-        </w:rPr>
-        <w:t>………………..</w:t>
+        <w:t>{{ wykaz_zalacznikow }}</w:t>
       </w:r>
     </w:p>
     <w:p>
       <w:pPr>
         <w:spacing w:line="480" w:lineRule="auto"/>
-        <w:jc w:val="both"/>
-        <w:rPr>
-          <w:rFonts w:asciiTheme="majorHAnsi" w:hAnsiTheme="majorHAnsi"/>
-          <w:sz w:val="22"/>
-          <w:szCs w:val="22"/>
-        </w:rPr>
-      </w:pPr>
-      <w:r>
-        <w:rPr>
-          <w:rFonts w:asciiTheme="majorHAnsi" w:hAnsiTheme="majorHAnsi"/>
-          <w:sz w:val="22"/>
-          <w:szCs w:val="22"/>
-        </w:rPr>
-        <w:t>………………</w:t>
-      </w:r>
-      <w:r>
-        <w:rPr>
-          <w:rFonts w:asciiTheme="majorHAnsi" w:hAnsiTheme="majorHAnsi"/>
-          <w:sz w:val="22"/>
-          <w:szCs w:val="22"/>
-        </w:rPr>
-        <w:t>…………………..</w:t>
-      </w:r>
-      <w:r>
-        <w:rPr>
-          <w:rFonts w:asciiTheme="majorHAnsi" w:hAnsiTheme="majorHAnsi"/>
-          <w:sz w:val="22"/>
-          <w:szCs w:val="22"/>
-        </w:rPr>
-        <w:t>………………..</w:t>
-      </w:r>
-    </w:p>
-    <w:p>
-      <w:pPr>
-        <w:spacing w:before="120" w:after="120"/>
         <w:jc w:val="both"/>
         <w:rPr>
           <w:rFonts w:asciiTheme="majorHAnsi" w:hAnsiTheme="majorHAnsi"/>
@@ -717,11 +562,11 @@
         <w:tblLook w:val="04A0" w:firstRow="1" w:lastRow="0" w:firstColumn="1" w:lastColumn="0" w:noHBand="0" w:noVBand="1"/>
       </w:tblPr>
       <w:tblGrid>
-        <w:gridCol w:w="697"/>
-        <w:gridCol w:w="1367"/>
-        <w:gridCol w:w="9101"/>
-        <w:gridCol w:w="1417"/>
-        <w:gridCol w:w="1560"/>
+        <w:gridCol w:w="1202"/>
+        <w:gridCol w:w="1302"/>
+        <w:gridCol w:w="7566"/>
+        <w:gridCol w:w="1376"/>
+        <w:gridCol w:w="2696"/>
       </w:tblGrid>
       <w:tr>
         <w:trPr>
@@ -1002,240 +847,51 @@
                 <w:sz w:val="20"/>
               </w:rPr>
             </w:pPr>
-          </w:p>
-        </w:tc>
-        <w:tc>
-          <w:tcPr>
-            <w:tcW w:w="1367" w:type="dxa"/>
-          </w:tcPr>
-          <w:p>
-            <w:pPr>
-              <w:jc w:val="center"/>
-              <w:rPr>
-                <w:rFonts w:asciiTheme="majorHAnsi" w:hAnsiTheme="majorHAnsi" w:cs="Arial"/>
-                <w:b/>
-                <w:sz w:val="20"/>
-              </w:rPr>
-            </w:pPr>
-          </w:p>
-        </w:tc>
-        <w:tc>
-          <w:tcPr>
-            <w:tcW w:w="9101" w:type="dxa"/>
-          </w:tcPr>
-          <w:p>
-            <w:pPr>
-              <w:jc w:val="center"/>
-              <w:rPr>
-                <w:rFonts w:asciiTheme="majorHAnsi" w:hAnsiTheme="majorHAnsi" w:cs="Arial"/>
-                <w:b/>
-                <w:color w:val="FF0000"/>
-                <w:sz w:val="20"/>
-              </w:rPr>
-            </w:pPr>
-          </w:p>
-          <w:p>
-            <w:pPr>
-              <w:rPr>
-                <w:rFonts w:asciiTheme="majorHAnsi" w:hAnsiTheme="majorHAnsi" w:cs="Arial"/>
-                <w:color w:val="FF0000"/>
-                <w:sz w:val="20"/>
-              </w:rPr>
-            </w:pPr>
             <w:r>
               <w:rPr>
                 <w:rFonts w:asciiTheme="majorHAnsi" w:hAnsiTheme="majorHAnsi" w:cs="Arial"/>
-                <w:color w:val="FF0000"/>
-                <w:sz w:val="20"/>
-              </w:rPr>
-              <w:t>Poz. 1. Wpis w pozycji „dzień” oznacza kolejny dzień praktyki (jeden ze 120)</w:t>
-            </w:r>
-          </w:p>
-          <w:p>
-            <w:pPr>
-              <w:rPr>
-                <w:rFonts w:asciiTheme="majorHAnsi" w:hAnsiTheme="majorHAnsi" w:cs="Arial"/>
-                <w:color w:val="FF0000"/>
-                <w:sz w:val="20"/>
-              </w:rPr>
-            </w:pPr>
-          </w:p>
-          <w:p>
-            <w:pPr>
-              <w:rPr>
-                <w:rFonts w:asciiTheme="majorHAnsi" w:hAnsiTheme="majorHAnsi" w:cs="Arial"/>
-                <w:color w:val="FF0000"/>
-                <w:sz w:val="20"/>
-              </w:rPr>
-            </w:pPr>
-            <w:r>
-              <w:rPr>
-                <w:rFonts w:asciiTheme="majorHAnsi" w:hAnsiTheme="majorHAnsi" w:cs="Arial"/>
-                <w:color w:val="FF0000"/>
-                <w:sz w:val="20"/>
-              </w:rPr>
-              <w:t xml:space="preserve">Poz. 3. Wpisy powinny zawierać opis wykonywanych prac, z których powinno wynikać, do nabycia jakich umiejętności studenta prowadzą oraz do nabycia których efektów uczenia się. Unikać skrótowych opisów, z których nic nie wynika. Jeżeli wynikiem wykonywanych prac są określone opracowania np. program, zamieścić to jako załącznik do dziennika praktyki. Jednakże wcześniej uzgodnić z zakładem, w jakim zakresie można to zamieścić, bez naruszenia poufności opracowania. </w:t>
-            </w:r>
-          </w:p>
-          <w:p>
-            <w:pPr>
-              <w:rPr>
-                <w:rFonts w:asciiTheme="majorHAnsi" w:hAnsiTheme="majorHAnsi" w:cs="Arial"/>
-                <w:color w:val="FF0000"/>
-                <w:sz w:val="20"/>
-              </w:rPr>
-            </w:pPr>
-          </w:p>
-          <w:p>
-            <w:pPr>
-              <w:rPr>
-                <w:rFonts w:asciiTheme="majorHAnsi" w:hAnsiTheme="majorHAnsi" w:cs="Arial"/>
-                <w:color w:val="FF0000"/>
-                <w:sz w:val="20"/>
-              </w:rPr>
-            </w:pPr>
-            <w:r>
-              <w:rPr>
-                <w:rFonts w:asciiTheme="majorHAnsi" w:hAnsiTheme="majorHAnsi" w:cs="Arial"/>
-                <w:color w:val="FF0000"/>
-                <w:sz w:val="20"/>
-              </w:rPr>
-              <w:t>Poz.4. Wpisać numer/numery efektów uczenia się, do których osiągnięcia prowadzą wykonywane prace.</w:t>
-            </w:r>
-          </w:p>
-          <w:p>
-            <w:pPr>
-              <w:rPr>
-                <w:rFonts w:asciiTheme="majorHAnsi" w:hAnsiTheme="majorHAnsi" w:cs="Arial"/>
-                <w:color w:val="FF0000"/>
-                <w:sz w:val="20"/>
-              </w:rPr>
-            </w:pPr>
-          </w:p>
-          <w:p>
-            <w:pPr>
-              <w:rPr>
-                <w:rFonts w:asciiTheme="majorHAnsi" w:hAnsiTheme="majorHAnsi" w:cs="Arial"/>
-                <w:color w:val="FF0000"/>
-                <w:sz w:val="20"/>
-              </w:rPr>
-            </w:pPr>
-            <w:r>
-              <w:rPr>
-                <w:rFonts w:asciiTheme="majorHAnsi" w:hAnsiTheme="majorHAnsi" w:cs="Arial"/>
-                <w:color w:val="FF0000"/>
-                <w:sz w:val="20"/>
-              </w:rPr>
-              <w:t xml:space="preserve">Każdą stronę dziennika potwierdza </w:t>
+                <w:b/>
+                <w:sz w:val="20"/>
+              </w:rPr>
+              <w:t>{%</w:t>
             </w:r>
             <w:r>
               <w:rPr>
                 <w:rFonts w:asciiTheme="majorHAnsi" w:hAnsiTheme="majorHAnsi" w:cs="Arial"/>
-                <w:color w:val="FF0000"/>
-                <w:sz w:val="20"/>
-              </w:rPr>
-              <w:t>zakładowy opiekun praktyki (ZOPZ)</w:t>
+                <w:b/>
+                <w:sz w:val="20"/>
+              </w:rPr>
+              <w:t>tr</w:t>
             </w:r>
             <w:r>
               <w:rPr>
                 <w:rFonts w:asciiTheme="majorHAnsi" w:hAnsiTheme="majorHAnsi" w:cs="Arial"/>
-                <w:color w:val="FF0000"/>
-                <w:sz w:val="20"/>
-              </w:rPr>
-              <w:t xml:space="preserve">. </w:t>
+                <w:b/>
+                <w:sz w:val="20"/>
+              </w:rPr>
+              <w:t xml:space="preserve"> for wpis in wpisy %}</w:t>
             </w:r>
           </w:p>
-          <w:p>
-            <w:pPr>
-              <w:rPr>
-                <w:rFonts w:asciiTheme="majorHAnsi" w:hAnsiTheme="majorHAnsi" w:cs="Arial"/>
-                <w:color w:val="FF0000"/>
-                <w:sz w:val="20"/>
-              </w:rPr>
-            </w:pPr>
-            <w:r>
-              <w:rPr>
-                <w:rFonts w:asciiTheme="majorHAnsi" w:hAnsiTheme="majorHAnsi" w:cs="Arial"/>
-                <w:color w:val="FF0000"/>
-                <w:sz w:val="20"/>
-              </w:rPr>
-              <w:t>W przypadku, gdy prace są wykonywane pod nadzorem innego pracownika zakładu, każdą z wykonanych prac potwierdza osoba nadzorująca (Poz. 5), a całą stronę ZOPZ.</w:t>
-            </w:r>
-          </w:p>
-          <w:p>
-            <w:pPr>
-              <w:rPr>
-                <w:rFonts w:asciiTheme="majorHAnsi" w:hAnsiTheme="majorHAnsi" w:cs="Arial"/>
-                <w:color w:val="FF0000"/>
-                <w:sz w:val="20"/>
-              </w:rPr>
-            </w:pPr>
-          </w:p>
-          <w:p>
-            <w:pPr>
-              <w:rPr>
-                <w:rFonts w:asciiTheme="majorHAnsi" w:hAnsiTheme="majorHAnsi" w:cs="Arial"/>
-                <w:color w:val="FF0000"/>
-                <w:sz w:val="20"/>
-              </w:rPr>
-            </w:pPr>
-            <w:r>
-              <w:rPr>
-                <w:rFonts w:asciiTheme="majorHAnsi" w:hAnsiTheme="majorHAnsi" w:cs="Arial"/>
-                <w:color w:val="FF0000"/>
-                <w:sz w:val="20"/>
-              </w:rPr>
-              <w:t xml:space="preserve">(Powyższy tekst jest instrukcją, którą należy  wykasować z dziennika). </w:t>
-            </w:r>
-          </w:p>
-          <w:p>
-            <w:pPr>
-              <w:rPr>
-                <w:rFonts w:asciiTheme="majorHAnsi" w:hAnsiTheme="majorHAnsi" w:cs="Arial"/>
-                <w:sz w:val="20"/>
-              </w:rPr>
-            </w:pPr>
-          </w:p>
-          <w:p>
-            <w:pPr>
-              <w:rPr>
-                <w:rFonts w:asciiTheme="majorHAnsi" w:hAnsiTheme="majorHAnsi" w:cs="Arial"/>
-                <w:sz w:val="20"/>
-              </w:rPr>
-            </w:pPr>
-          </w:p>
-          <w:p>
-            <w:pPr>
-              <w:rPr>
-                <w:rFonts w:asciiTheme="majorHAnsi" w:hAnsiTheme="majorHAnsi" w:cs="Arial"/>
-                <w:sz w:val="20"/>
-              </w:rPr>
-            </w:pPr>
-          </w:p>
-          <w:p>
-            <w:pPr>
-              <w:rPr>
-                <w:rFonts w:asciiTheme="majorHAnsi" w:hAnsiTheme="majorHAnsi" w:cs="Arial"/>
-                <w:sz w:val="20"/>
-              </w:rPr>
-            </w:pPr>
-          </w:p>
-          <w:p>
-            <w:pPr>
-              <w:rPr>
-                <w:rFonts w:asciiTheme="majorHAnsi" w:hAnsiTheme="majorHAnsi" w:cs="Arial"/>
-                <w:sz w:val="20"/>
-              </w:rPr>
-            </w:pPr>
-          </w:p>
-          <w:p>
-            <w:pPr>
-              <w:rPr>
-                <w:rFonts w:asciiTheme="majorHAnsi" w:hAnsiTheme="majorHAnsi" w:cs="Arial"/>
-                <w:sz w:val="20"/>
-              </w:rPr>
-            </w:pPr>
-          </w:p>
+        </w:tc>
+        <w:tc>
+          <w:tcPr>
+            <w:tcW w:w="1367" w:type="dxa"/>
+          </w:tcPr>
+          <w:p>
+            <w:pPr>
+              <w:jc w:val="center"/>
+              <w:rPr>
+                <w:rFonts w:asciiTheme="majorHAnsi" w:hAnsiTheme="majorHAnsi" w:cs="Arial"/>
+                <w:b/>
+                <w:sz w:val="20"/>
+              </w:rPr>
+            </w:pPr>
+          </w:p>
+        </w:tc>
+        <w:tc>
+          <w:tcPr>
+            <w:tcW w:w="9101" w:type="dxa"/>
+          </w:tcPr>
           <w:p>
             <w:pPr>
               <w:tabs>
@@ -1243,6 +899,241 @@
               </w:tabs>
               <w:rPr>
                 <w:rFonts w:asciiTheme="majorHAnsi" w:hAnsiTheme="majorHAnsi" w:cs="Arial"/>
+                <w:sz w:val="20"/>
+              </w:rPr>
+            </w:pPr>
+          </w:p>
+        </w:tc>
+        <w:tc>
+          <w:tcPr>
+            <w:tcW w:w="1417" w:type="dxa"/>
+          </w:tcPr>
+          <w:p>
+            <w:pPr>
+              <w:jc w:val="center"/>
+              <w:rPr>
+                <w:rFonts w:cs="Arial"/>
+                <w:b/>
+                <w:sz w:val="20"/>
+              </w:rPr>
+            </w:pPr>
+          </w:p>
+        </w:tc>
+        <w:tc>
+          <w:tcPr>
+            <w:tcW w:w="1560" w:type="dxa"/>
+          </w:tcPr>
+          <w:p>
+            <w:pPr>
+              <w:jc w:val="center"/>
+              <w:rPr>
+                <w:rFonts w:cs="Arial"/>
+                <w:b/>
+                <w:sz w:val="20"/>
+              </w:rPr>
+            </w:pPr>
+          </w:p>
+        </w:tc>
+      </w:tr>
+      <w:tr>
+        <w:trPr>
+          <w:trHeight w:val="7202"/>
+        </w:trPr>
+        <w:tc>
+          <w:tcPr>
+            <w:tcW w:w="697" w:type="dxa"/>
+          </w:tcPr>
+          <w:p>
+            <w:pPr>
+              <w:jc w:val="center"/>
+              <w:rPr>
+                <w:rFonts w:asciiTheme="majorHAnsi" w:hAnsiTheme="majorHAnsi" w:cs="Arial"/>
+                <w:b/>
+                <w:sz w:val="20"/>
+              </w:rPr>
+            </w:pPr>
+            <w:r>
+              <w:rPr>
+                <w:rFonts w:asciiTheme="majorHAnsi" w:hAnsiTheme="majorHAnsi" w:cs="Arial"/>
+                <w:b/>
+                <w:sz w:val="20"/>
+              </w:rPr>
+              <w:lastRenderedPageBreak/>
+              <w:t>{{ wpis.dzien }}</w:t>
+            </w:r>
+          </w:p>
+        </w:tc>
+        <w:tc>
+          <w:tcPr>
+            <w:tcW w:w="1367" w:type="dxa"/>
+          </w:tcPr>
+          <w:p>
+            <w:pPr>
+              <w:jc w:val="center"/>
+              <w:rPr>
+                <w:rFonts w:asciiTheme="majorHAnsi" w:hAnsiTheme="majorHAnsi" w:cs="Arial"/>
+                <w:bCs/>
+                <w:sz w:val="20"/>
+              </w:rPr>
+            </w:pPr>
+            <w:r>
+              <w:rPr>
+                <w:rFonts w:asciiTheme="majorHAnsi" w:hAnsiTheme="majorHAnsi" w:cs="Arial"/>
+                <w:bCs/>
+                <w:sz w:val="20"/>
+              </w:rPr>
+              <w:t>{{ wpis.data }}</w:t>
+            </w:r>
+          </w:p>
+        </w:tc>
+        <w:tc>
+          <w:tcPr>
+            <w:tcW w:w="9101" w:type="dxa"/>
+          </w:tcPr>
+          <w:p>
+            <w:pPr>
+              <w:rPr>
+                <w:rFonts w:asciiTheme="majorHAnsi" w:hAnsiTheme="majorHAnsi" w:cs="Arial"/>
+                <w:bCs/>
+                <w:sz w:val="20"/>
+              </w:rPr>
+            </w:pPr>
+            <w:r>
+              <w:rPr>
+                <w:rFonts w:asciiTheme="majorHAnsi" w:hAnsiTheme="majorHAnsi" w:cs="Arial"/>
+                <w:bCs/>
+                <w:sz w:val="20"/>
+              </w:rPr>
+              <w:t>{{ wpis.opis }}</w:t>
+            </w:r>
+          </w:p>
+        </w:tc>
+        <w:tc>
+          <w:tcPr>
+            <w:tcW w:w="1417" w:type="dxa"/>
+          </w:tcPr>
+          <w:p>
+            <w:pPr>
+              <w:jc w:val="center"/>
+              <w:rPr>
+                <w:rFonts w:cs="Arial"/>
+                <w:bCs/>
+                <w:sz w:val="20"/>
+              </w:rPr>
+            </w:pPr>
+            <w:r>
+              <w:rPr>
+                <w:rFonts w:cs="Arial"/>
+                <w:bCs/>
+                <w:sz w:val="20"/>
+              </w:rPr>
+              <w:t>{% for efekt in wpis.efekty %}{{ efekt }}{% if not loop.last %}, {% endif %}{% endfor %}</w:t>
+            </w:r>
+          </w:p>
+        </w:tc>
+        <w:tc>
+          <w:tcPr>
+            <w:tcW w:w="1560" w:type="dxa"/>
+          </w:tcPr>
+          <w:p>
+            <w:pPr>
+              <w:jc w:val="center"/>
+              <w:rPr>
+                <w:rFonts w:cs="Arial"/>
+                <w:bCs/>
+                <w:sz w:val="20"/>
+              </w:rPr>
+            </w:pPr>
+            <w:r>
+              <w:rPr>
+                <w:rFonts w:cs="Arial"/>
+                <w:bCs/>
+                <w:sz w:val="20"/>
+              </w:rPr>
+              <w:t>{{ opiekun_firmowy_full_name }}</w:t>
+            </w:r>
+          </w:p>
+          <w:p>
+            <w:pPr>
+              <w:jc w:val="center"/>
+              <w:rPr>
+                <w:rFonts w:cs="Arial"/>
+                <w:b/>
+                <w:sz w:val="20"/>
+              </w:rPr>
+            </w:pPr>
+          </w:p>
+        </w:tc>
+      </w:tr>
+      <w:tr>
+        <w:trPr>
+          <w:trHeight w:val="7202"/>
+        </w:trPr>
+        <w:tc>
+          <w:tcPr>
+            <w:tcW w:w="697" w:type="dxa"/>
+          </w:tcPr>
+          <w:p>
+            <w:pPr>
+              <w:rPr>
+                <w:rFonts w:asciiTheme="majorHAnsi" w:hAnsiTheme="majorHAnsi" w:cs="Arial"/>
+                <w:b/>
+                <w:sz w:val="20"/>
+              </w:rPr>
+            </w:pPr>
+            <w:r>
+              <w:rPr>
+                <w:rFonts w:asciiTheme="majorHAnsi" w:hAnsiTheme="majorHAnsi" w:cs="Arial"/>
+                <w:b/>
+                <w:sz w:val="20"/>
+              </w:rPr>
+              <w:lastRenderedPageBreak/>
+              <w:t>{%</w:t>
+            </w:r>
+            <w:r>
+              <w:rPr>
+                <w:rFonts w:asciiTheme="majorHAnsi" w:hAnsiTheme="majorHAnsi" w:cs="Arial"/>
+                <w:b/>
+                <w:sz w:val="20"/>
+              </w:rPr>
+              <w:t>tr</w:t>
+            </w:r>
+            <w:r>
+              <w:rPr>
+                <w:rFonts w:asciiTheme="majorHAnsi" w:hAnsiTheme="majorHAnsi" w:cs="Arial"/>
+                <w:b/>
+                <w:sz w:val="20"/>
+              </w:rPr>
+              <w:t xml:space="preserve"> endfor %}</w:t>
+            </w:r>
+          </w:p>
+        </w:tc>
+        <w:tc>
+          <w:tcPr>
+            <w:tcW w:w="1367" w:type="dxa"/>
+          </w:tcPr>
+          <w:p>
+            <w:pPr>
+              <w:jc w:val="center"/>
+              <w:rPr>
+                <w:rFonts w:asciiTheme="majorHAnsi" w:hAnsiTheme="majorHAnsi" w:cs="Arial"/>
+                <w:b/>
+                <w:sz w:val="20"/>
+              </w:rPr>
+            </w:pPr>
+          </w:p>
+        </w:tc>
+        <w:tc>
+          <w:tcPr>
+            <w:tcW w:w="9101" w:type="dxa"/>
+          </w:tcPr>
+          <w:p>
+            <w:pPr>
+              <w:jc w:val="center"/>
+              <w:rPr>
+                <w:rFonts w:asciiTheme="majorHAnsi" w:hAnsiTheme="majorHAnsi" w:cs="Arial"/>
+                <w:b/>
+                <w:color w:val="FF0000"/>
                 <w:sz w:val="20"/>
               </w:rPr>
             </w:pPr>
@@ -1302,7 +1193,7 @@
 </file>
 
 <file path=word/endnotes.xml><?xml version="1.0" encoding="utf-8"?>
-<w:endnotes xmlns:wpc="http://schemas.microsoft.com/office/word/2010/wordprocessingCanvas" xmlns:cx="http://schemas.microsoft.com/office/drawing/2014/chartex" xmlns:cx1="http://schemas.microsoft.com/office/drawing/2015/9/8/chartex" xmlns:cx2="http://schemas.microsoft.com/office/drawing/2015/10/21/chartex" xmlns:cx3="http://schemas.microsoft.com/office/drawing/2016/5/9/chartex" xmlns:cx4="http://schemas.microsoft.com/office/drawing/2016/5/10/chartex" xmlns:cx5="http://schemas.microsoft.com/office/drawing/2016/5/11/chartex" xmlns:cx6="http://schemas.microsoft.com/office/drawing/2016/5/12/chartex" xmlns:cx7="http://schemas.microsoft.com/office/drawing/2016/5/13/chartex" xmlns:cx8="http://schemas.microsoft.com/office/drawing/2016/5/14/chartex" xmlns:mc="http://schemas.openxmlformats.org/markup-compatibility/2006" xmlns:aink="http://schemas.microsoft.com/office/drawing/2016/ink" xmlns:am3d="http://schemas.microsoft.com/office/drawing/2017/model3d" xmlns:o="urn:schemas-microsoft-com:office:office" xmlns:oel="http://schemas.microsoft.com/office/2019/extlst" xmlns:r="http://schemas.openxmlformats.org/officeDocument/2006/relationships" xmlns:m="http://schemas.openxmlformats.org/officeDocument/2006/math" xmlns:v="urn:schemas-microsoft-com:vml" xmlns:wp14="http://schemas.microsoft.com/office/word/2010/wordprocessingDrawing" xmlns:wp="http://schemas.openxmlformats.org/drawingml/2006/wordprocessingDrawing" xmlns:w10="urn:schemas-microsoft-com:office:word" xmlns:w="http://schemas.openxmlformats.org/wordprocessingml/2006/main" xmlns:w14="http://schemas.microsoft.com/office/word/2010/wordml" xmlns:w15="http://schemas.microsoft.com/office/word/2012/wordml" xmlns:w16cex="http://schemas.microsoft.com/office/word/2018/wordml/cex" xmlns:w16cid="http://schemas.microsoft.com/office/word/2016/wordml/cid" xmlns:w16="http://schemas.microsoft.com/office/word/2018/wordml" xmlns:w16du="http://schemas.microsoft.com/office/word/2023/wordml/word16du" xmlns:w16sdtdh="http://schemas.microsoft.com/office/word/2020/wordml/sdtdatahash" xmlns:w16se="http://schemas.microsoft.com/office/word/2015/wordml/symex" xmlns:wpg="http://schemas.microsoft.com/office/word/2010/wordprocessingGroup" xmlns:wpi="http://schemas.microsoft.com/office/word/2010/wordprocessingInk" xmlns:wne="http://schemas.microsoft.com/office/word/2006/wordml" xmlns:wps="http://schemas.microsoft.com/office/word/2010/wordprocessingShape" mc:Ignorable="w14 w15 w16se w16cid w16 w16cex w16sdtdh w16du wp14">
+<w:endnotes xmlns:wpc="http://schemas.microsoft.com/office/word/2010/wordprocessingCanvas" xmlns:cx="http://schemas.microsoft.com/office/drawing/2014/chartex" xmlns:cx1="http://schemas.microsoft.com/office/drawing/2015/9/8/chartex" xmlns:cx2="http://schemas.microsoft.com/office/drawing/2015/10/21/chartex" xmlns:cx3="http://schemas.microsoft.com/office/drawing/2016/5/9/chartex" xmlns:cx4="http://schemas.microsoft.com/office/drawing/2016/5/10/chartex" xmlns:cx5="http://schemas.microsoft.com/office/drawing/2016/5/11/chartex" xmlns:cx6="http://schemas.microsoft.com/office/drawing/2016/5/12/chartex" xmlns:cx7="http://schemas.microsoft.com/office/drawing/2016/5/13/chartex" xmlns:cx8="http://schemas.microsoft.com/office/drawing/2016/5/14/chartex" xmlns:mc="http://schemas.openxmlformats.org/markup-compatibility/2006" xmlns:aink="http://schemas.microsoft.com/office/drawing/2016/ink" xmlns:am3d="http://schemas.microsoft.com/office/drawing/2017/model3d" xmlns:o="urn:schemas-microsoft-com:office:office" xmlns:oel="http://schemas.microsoft.com/office/2019/extlst" xmlns:r="http://schemas.openxmlformats.org/officeDocument/2006/relationships" xmlns:m="http://schemas.openxmlformats.org/officeDocument/2006/math" xmlns:v="urn:schemas-microsoft-com:vml" xmlns:wp14="http://schemas.microsoft.com/office/word/2010/wordprocessingDrawing" xmlns:wp="http://schemas.openxmlformats.org/drawingml/2006/wordprocessingDrawing" xmlns:w10="urn:schemas-microsoft-com:office:word" xmlns:w="http://schemas.openxmlformats.org/wordprocessingml/2006/main" xmlns:w14="http://schemas.microsoft.com/office/word/2010/wordml" xmlns:w15="http://schemas.microsoft.com/office/word/2012/wordml" xmlns:w16cex="http://schemas.microsoft.com/office/word/2018/wordml/cex" xmlns:w16cid="http://schemas.microsoft.com/office/word/2016/wordml/cid" xmlns:w16="http://schemas.microsoft.com/office/word/2018/wordml" xmlns:w16du="http://schemas.microsoft.com/office/word/2023/wordml/word16du" xmlns:w16sdtdh="http://schemas.microsoft.com/office/word/2020/wordml/sdtdatahash" xmlns:w16sdtfl="http://schemas.microsoft.com/office/word/2024/wordml/sdtformatlock" xmlns:w16se="http://schemas.microsoft.com/office/word/2015/wordml/symex" xmlns:wpg="http://schemas.microsoft.com/office/word/2010/wordprocessingGroup" xmlns:wpi="http://schemas.microsoft.com/office/word/2010/wordprocessingInk" xmlns:wne="http://schemas.microsoft.com/office/word/2006/wordml" xmlns:wps="http://schemas.microsoft.com/office/word/2010/wordprocessingShape" mc:Ignorable="w14 w15 w16se w16cid w16 w16cex w16sdtdh w16sdtfl w16du wp14">
   <w:endnote w:type="separator" w:id="-1">
     <w:p>
       <w:r>
@@ -1321,7 +1212,7 @@
 </file>
 
 <file path=word/footer1.xml><?xml version="1.0" encoding="utf-8"?>
-<w:ftr xmlns:wpc="http://schemas.microsoft.com/office/word/2010/wordprocessingCanvas" xmlns:cx="http://schemas.microsoft.com/office/drawing/2014/chartex" xmlns:cx1="http://schemas.microsoft.com/office/drawing/2015/9/8/chartex" xmlns:cx2="http://schemas.microsoft.com/office/drawing/2015/10/21/chartex" xmlns:cx3="http://schemas.microsoft.com/office/drawing/2016/5/9/chartex" xmlns:cx4="http://schemas.microsoft.com/office/drawing/2016/5/10/chartex" xmlns:cx5="http://schemas.microsoft.com/office/drawing/2016/5/11/chartex" xmlns:cx6="http://schemas.microsoft.com/office/drawing/2016/5/12/chartex" xmlns:cx7="http://schemas.microsoft.com/office/drawing/2016/5/13/chartex" xmlns:cx8="http://schemas.microsoft.com/office/drawing/2016/5/14/chartex" xmlns:mc="http://schemas.openxmlformats.org/markup-compatibility/2006" xmlns:aink="http://schemas.microsoft.com/office/drawing/2016/ink" xmlns:am3d="http://schemas.microsoft.com/office/drawing/2017/model3d" xmlns:o="urn:schemas-microsoft-com:office:office" xmlns:oel="http://schemas.microsoft.com/office/2019/extlst" xmlns:r="http://schemas.openxmlformats.org/officeDocument/2006/relationships" xmlns:m="http://schemas.openxmlformats.org/officeDocument/2006/math" xmlns:v="urn:schemas-microsoft-com:vml" xmlns:wp14="http://schemas.microsoft.com/office/word/2010/wordprocessingDrawing" xmlns:wp="http://schemas.openxmlformats.org/drawingml/2006/wordprocessingDrawing" xmlns:w10="urn:schemas-microsoft-com:office:word" xmlns:w="http://schemas.openxmlformats.org/wordprocessingml/2006/main" xmlns:w14="http://schemas.microsoft.com/office/word/2010/wordml" xmlns:w15="http://schemas.microsoft.com/office/word/2012/wordml" xmlns:w16cex="http://schemas.microsoft.com/office/word/2018/wordml/cex" xmlns:w16cid="http://schemas.microsoft.com/office/word/2016/wordml/cid" xmlns:w16="http://schemas.microsoft.com/office/word/2018/wordml" xmlns:w16du="http://schemas.microsoft.com/office/word/2023/wordml/word16du" xmlns:w16sdtdh="http://schemas.microsoft.com/office/word/2020/wordml/sdtdatahash" xmlns:w16se="http://schemas.microsoft.com/office/word/2015/wordml/symex" xmlns:wpg="http://schemas.microsoft.com/office/word/2010/wordprocessingGroup" xmlns:wpi="http://schemas.microsoft.com/office/word/2010/wordprocessingInk" xmlns:wne="http://schemas.microsoft.com/office/word/2006/wordml" xmlns:wps="http://schemas.microsoft.com/office/word/2010/wordprocessingShape" mc:Ignorable="w14 w15 w16se w16cid w16 w16cex w16sdtdh w16du wp14">
+<w:ftr xmlns:wpc="http://schemas.microsoft.com/office/word/2010/wordprocessingCanvas" xmlns:cx="http://schemas.microsoft.com/office/drawing/2014/chartex" xmlns:cx1="http://schemas.microsoft.com/office/drawing/2015/9/8/chartex" xmlns:cx2="http://schemas.microsoft.com/office/drawing/2015/10/21/chartex" xmlns:cx3="http://schemas.microsoft.com/office/drawing/2016/5/9/chartex" xmlns:cx4="http://schemas.microsoft.com/office/drawing/2016/5/10/chartex" xmlns:cx5="http://schemas.microsoft.com/office/drawing/2016/5/11/chartex" xmlns:cx6="http://schemas.microsoft.com/office/drawing/2016/5/12/chartex" xmlns:cx7="http://schemas.microsoft.com/office/drawing/2016/5/13/chartex" xmlns:cx8="http://schemas.microsoft.com/office/drawing/2016/5/14/chartex" xmlns:mc="http://schemas.openxmlformats.org/markup-compatibility/2006" xmlns:aink="http://schemas.microsoft.com/office/drawing/2016/ink" xmlns:am3d="http://schemas.microsoft.com/office/drawing/2017/model3d" xmlns:o="urn:schemas-microsoft-com:office:office" xmlns:oel="http://schemas.microsoft.com/office/2019/extlst" xmlns:r="http://schemas.openxmlformats.org/officeDocument/2006/relationships" xmlns:m="http://schemas.openxmlformats.org/officeDocument/2006/math" xmlns:v="urn:schemas-microsoft-com:vml" xmlns:wp14="http://schemas.microsoft.com/office/word/2010/wordprocessingDrawing" xmlns:wp="http://schemas.openxmlformats.org/drawingml/2006/wordprocessingDrawing" xmlns:w10="urn:schemas-microsoft-com:office:word" xmlns:w="http://schemas.openxmlformats.org/wordprocessingml/2006/main" xmlns:w14="http://schemas.microsoft.com/office/word/2010/wordml" xmlns:w15="http://schemas.microsoft.com/office/word/2012/wordml" xmlns:w16cex="http://schemas.microsoft.com/office/word/2018/wordml/cex" xmlns:w16cid="http://schemas.microsoft.com/office/word/2016/wordml/cid" xmlns:w16="http://schemas.microsoft.com/office/word/2018/wordml" xmlns:w16du="http://schemas.microsoft.com/office/word/2023/wordml/word16du" xmlns:w16sdtdh="http://schemas.microsoft.com/office/word/2020/wordml/sdtdatahash" xmlns:w16sdtfl="http://schemas.microsoft.com/office/word/2024/wordml/sdtformatlock" xmlns:w16se="http://schemas.microsoft.com/office/word/2015/wordml/symex" xmlns:wpg="http://schemas.microsoft.com/office/word/2010/wordprocessingGroup" xmlns:wpi="http://schemas.microsoft.com/office/word/2010/wordprocessingInk" xmlns:wne="http://schemas.microsoft.com/office/word/2006/wordml" xmlns:wps="http://schemas.microsoft.com/office/word/2010/wordprocessingShape" mc:Ignorable="w14 w15 w16se w16cid w16 w16cex w16sdtdh w16sdtfl w16du wp14">
   <w:p>
     <w:pPr>
       <w:tabs>
@@ -1337,7 +1228,7 @@
 </file>
 
 <file path=word/footer2.xml><?xml version="1.0" encoding="utf-8"?>
-<w:ftr xmlns:wpc="http://schemas.microsoft.com/office/word/2010/wordprocessingCanvas" xmlns:cx="http://schemas.microsoft.com/office/drawing/2014/chartex" xmlns:cx1="http://schemas.microsoft.com/office/drawing/2015/9/8/chartex" xmlns:cx2="http://schemas.microsoft.com/office/drawing/2015/10/21/chartex" xmlns:cx3="http://schemas.microsoft.com/office/drawing/2016/5/9/chartex" xmlns:cx4="http://schemas.microsoft.com/office/drawing/2016/5/10/chartex" xmlns:cx5="http://schemas.microsoft.com/office/drawing/2016/5/11/chartex" xmlns:cx6="http://schemas.microsoft.com/office/drawing/2016/5/12/chartex" xmlns:cx7="http://schemas.microsoft.com/office/drawing/2016/5/13/chartex" xmlns:cx8="http://schemas.microsoft.com/office/drawing/2016/5/14/chartex" xmlns:mc="http://schemas.openxmlformats.org/markup-compatibility/2006" xmlns:aink="http://schemas.microsoft.com/office/drawing/2016/ink" xmlns:am3d="http://schemas.microsoft.com/office/drawing/2017/model3d" xmlns:o="urn:schemas-microsoft-com:office:office" xmlns:oel="http://schemas.microsoft.com/office/2019/extlst" xmlns:r="http://schemas.openxmlformats.org/officeDocument/2006/relationships" xmlns:m="http://schemas.openxmlformats.org/officeDocument/2006/math" xmlns:v="urn:schemas-microsoft-com:vml" xmlns:wp14="http://schemas.microsoft.com/office/word/2010/wordprocessingDrawing" xmlns:wp="http://schemas.openxmlformats.org/drawingml/2006/wordprocessingDrawing" xmlns:w10="urn:schemas-microsoft-com:office:word" xmlns:w="http://schemas.openxmlformats.org/wordprocessingml/2006/main" xmlns:w14="http://schemas.microsoft.com/office/word/2010/wordml" xmlns:w15="http://schemas.microsoft.com/office/word/2012/wordml" xmlns:w16cex="http://schemas.microsoft.com/office/word/2018/wordml/cex" xmlns:w16cid="http://schemas.microsoft.com/office/word/2016/wordml/cid" xmlns:w16="http://schemas.microsoft.com/office/word/2018/wordml" xmlns:w16du="http://schemas.microsoft.com/office/word/2023/wordml/word16du" xmlns:w16sdtdh="http://schemas.microsoft.com/office/word/2020/wordml/sdtdatahash" xmlns:w16se="http://schemas.microsoft.com/office/word/2015/wordml/symex" xmlns:wpg="http://schemas.microsoft.com/office/word/2010/wordprocessingGroup" xmlns:wpi="http://schemas.microsoft.com/office/word/2010/wordprocessingInk" xmlns:wne="http://schemas.microsoft.com/office/word/2006/wordml" xmlns:wps="http://schemas.microsoft.com/office/word/2010/wordprocessingShape" mc:Ignorable="w14 w15 w16se w16cid w16 w16cex w16sdtdh w16du wp14">
+<w:ftr xmlns:wpc="http://schemas.microsoft.com/office/word/2010/wordprocessingCanvas" xmlns:cx="http://schemas.microsoft.com/office/drawing/2014/chartex" xmlns:cx1="http://schemas.microsoft.com/office/drawing/2015/9/8/chartex" xmlns:cx2="http://schemas.microsoft.com/office/drawing/2015/10/21/chartex" xmlns:cx3="http://schemas.microsoft.com/office/drawing/2016/5/9/chartex" xmlns:cx4="http://schemas.microsoft.com/office/drawing/2016/5/10/chartex" xmlns:cx5="http://schemas.microsoft.com/office/drawing/2016/5/11/chartex" xmlns:cx6="http://schemas.microsoft.com/office/drawing/2016/5/12/chartex" xmlns:cx7="http://schemas.microsoft.com/office/drawing/2016/5/13/chartex" xmlns:cx8="http://schemas.microsoft.com/office/drawing/2016/5/14/chartex" xmlns:mc="http://schemas.openxmlformats.org/markup-compatibility/2006" xmlns:aink="http://schemas.microsoft.com/office/drawing/2016/ink" xmlns:am3d="http://schemas.microsoft.com/office/drawing/2017/model3d" xmlns:o="urn:schemas-microsoft-com:office:office" xmlns:oel="http://schemas.microsoft.com/office/2019/extlst" xmlns:r="http://schemas.openxmlformats.org/officeDocument/2006/relationships" xmlns:m="http://schemas.openxmlformats.org/officeDocument/2006/math" xmlns:v="urn:schemas-microsoft-com:vml" xmlns:wp14="http://schemas.microsoft.com/office/word/2010/wordprocessingDrawing" xmlns:wp="http://schemas.openxmlformats.org/drawingml/2006/wordprocessingDrawing" xmlns:w10="urn:schemas-microsoft-com:office:word" xmlns:w="http://schemas.openxmlformats.org/wordprocessingml/2006/main" xmlns:w14="http://schemas.microsoft.com/office/word/2010/wordml" xmlns:w15="http://schemas.microsoft.com/office/word/2012/wordml" xmlns:w16cex="http://schemas.microsoft.com/office/word/2018/wordml/cex" xmlns:w16cid="http://schemas.microsoft.com/office/word/2016/wordml/cid" xmlns:w16="http://schemas.microsoft.com/office/word/2018/wordml" xmlns:w16du="http://schemas.microsoft.com/office/word/2023/wordml/word16du" xmlns:w16sdtdh="http://schemas.microsoft.com/office/word/2020/wordml/sdtdatahash" xmlns:w16sdtfl="http://schemas.microsoft.com/office/word/2024/wordml/sdtformatlock" xmlns:w16se="http://schemas.microsoft.com/office/word/2015/wordml/symex" xmlns:wpg="http://schemas.microsoft.com/office/word/2010/wordprocessingGroup" xmlns:wpi="http://schemas.microsoft.com/office/word/2010/wordprocessingInk" xmlns:wne="http://schemas.microsoft.com/office/word/2006/wordml" xmlns:wps="http://schemas.microsoft.com/office/word/2010/wordprocessingShape" mc:Ignorable="w14 w15 w16se w16cid w16 w16cex w16sdtdh w16sdtfl w16du wp14">
   <w:sdt>
     <w:sdtPr>
       <w:id w:val="-2061494139"/>
@@ -1418,7 +1309,7 @@
 </file>
 
 <file path=word/footnotes.xml><?xml version="1.0" encoding="utf-8"?>
-<w:footnotes xmlns:wpc="http://schemas.microsoft.com/office/word/2010/wordprocessingCanvas" xmlns:cx="http://schemas.microsoft.com/office/drawing/2014/chartex" xmlns:cx1="http://schemas.microsoft.com/office/drawing/2015/9/8/chartex" xmlns:cx2="http://schemas.microsoft.com/office/drawing/2015/10/21/chartex" xmlns:cx3="http://schemas.microsoft.com/office/drawing/2016/5/9/chartex" xmlns:cx4="http://schemas.microsoft.com/office/drawing/2016/5/10/chartex" xmlns:cx5="http://schemas.microsoft.com/office/drawing/2016/5/11/chartex" xmlns:cx6="http://schemas.microsoft.com/office/drawing/2016/5/12/chartex" xmlns:cx7="http://schemas.microsoft.com/office/drawing/2016/5/13/chartex" xmlns:cx8="http://schemas.microsoft.com/office/drawing/2016/5/14/chartex" xmlns:mc="http://schemas.openxmlformats.org/markup-compatibility/2006" xmlns:aink="http://schemas.microsoft.com/office/drawing/2016/ink" xmlns:am3d="http://schemas.microsoft.com/office/drawing/2017/model3d" xmlns:o="urn:schemas-microsoft-com:office:office" xmlns:oel="http://schemas.microsoft.com/office/2019/extlst" xmlns:r="http://schemas.openxmlformats.org/officeDocument/2006/relationships" xmlns:m="http://schemas.openxmlformats.org/officeDocument/2006/math" xmlns:v="urn:schemas-microsoft-com:vml" xmlns:wp14="http://schemas.microsoft.com/office/word/2010/wordprocessingDrawing" xmlns:wp="http://schemas.openxmlformats.org/drawingml/2006/wordprocessingDrawing" xmlns:w10="urn:schemas-microsoft-com:office:word" xmlns:w="http://schemas.openxmlformats.org/wordprocessingml/2006/main" xmlns:w14="http://schemas.microsoft.com/office/word/2010/wordml" xmlns:w15="http://schemas.microsoft.com/office/word/2012/wordml" xmlns:w16cex="http://schemas.microsoft.com/office/word/2018/wordml/cex" xmlns:w16cid="http://schemas.microsoft.com/office/word/2016/wordml/cid" xmlns:w16="http://schemas.microsoft.com/office/word/2018/wordml" xmlns:w16du="http://schemas.microsoft.com/office/word/2023/wordml/word16du" xmlns:w16sdtdh="http://schemas.microsoft.com/office/word/2020/wordml/sdtdatahash" xmlns:w16se="http://schemas.microsoft.com/office/word/2015/wordml/symex" xmlns:wpg="http://schemas.microsoft.com/office/word/2010/wordprocessingGroup" xmlns:wpi="http://schemas.microsoft.com/office/word/2010/wordprocessingInk" xmlns:wne="http://schemas.microsoft.com/office/word/2006/wordml" xmlns:wps="http://schemas.microsoft.com/office/word/2010/wordprocessingShape" mc:Ignorable="w14 w15 w16se w16cid w16 w16cex w16sdtdh w16du wp14">
+<w:footnotes xmlns:wpc="http://schemas.microsoft.com/office/word/2010/wordprocessingCanvas" xmlns:cx="http://schemas.microsoft.com/office/drawing/2014/chartex" xmlns:cx1="http://schemas.microsoft.com/office/drawing/2015/9/8/chartex" xmlns:cx2="http://schemas.microsoft.com/office/drawing/2015/10/21/chartex" xmlns:cx3="http://schemas.microsoft.com/office/drawing/2016/5/9/chartex" xmlns:cx4="http://schemas.microsoft.com/office/drawing/2016/5/10/chartex" xmlns:cx5="http://schemas.microsoft.com/office/drawing/2016/5/11/chartex" xmlns:cx6="http://schemas.microsoft.com/office/drawing/2016/5/12/chartex" xmlns:cx7="http://schemas.microsoft.com/office/drawing/2016/5/13/chartex" xmlns:cx8="http://schemas.microsoft.com/office/drawing/2016/5/14/chartex" xmlns:mc="http://schemas.openxmlformats.org/markup-compatibility/2006" xmlns:aink="http://schemas.microsoft.com/office/drawing/2016/ink" xmlns:am3d="http://schemas.microsoft.com/office/drawing/2017/model3d" xmlns:o="urn:schemas-microsoft-com:office:office" xmlns:oel="http://schemas.microsoft.com/office/2019/extlst" xmlns:r="http://schemas.openxmlformats.org/officeDocument/2006/relationships" xmlns:m="http://schemas.openxmlformats.org/officeDocument/2006/math" xmlns:v="urn:schemas-microsoft-com:vml" xmlns:wp14="http://schemas.microsoft.com/office/word/2010/wordprocessingDrawing" xmlns:wp="http://schemas.openxmlformats.org/drawingml/2006/wordprocessingDrawing" xmlns:w10="urn:schemas-microsoft-com:office:word" xmlns:w="http://schemas.openxmlformats.org/wordprocessingml/2006/main" xmlns:w14="http://schemas.microsoft.com/office/word/2010/wordml" xmlns:w15="http://schemas.microsoft.com/office/word/2012/wordml" xmlns:w16cex="http://schemas.microsoft.com/office/word/2018/wordml/cex" xmlns:w16cid="http://schemas.microsoft.com/office/word/2016/wordml/cid" xmlns:w16="http://schemas.microsoft.com/office/word/2018/wordml" xmlns:w16du="http://schemas.microsoft.com/office/word/2023/wordml/word16du" xmlns:w16sdtdh="http://schemas.microsoft.com/office/word/2020/wordml/sdtdatahash" xmlns:w16sdtfl="http://schemas.microsoft.com/office/word/2024/wordml/sdtformatlock" xmlns:w16se="http://schemas.microsoft.com/office/word/2015/wordml/symex" xmlns:wpg="http://schemas.microsoft.com/office/word/2010/wordprocessingGroup" xmlns:wpi="http://schemas.microsoft.com/office/word/2010/wordprocessingInk" xmlns:wne="http://schemas.microsoft.com/office/word/2006/wordml" xmlns:wps="http://schemas.microsoft.com/office/word/2010/wordprocessingShape" mc:Ignorable="w14 w15 w16se w16cid w16 w16cex w16sdtdh w16sdtfl w16du wp14">
   <w:footnote w:type="separator" w:id="-1">
     <w:p>
       <w:r>
@@ -1437,7 +1328,7 @@
 </file>
 
 <file path=word/header1.xml><?xml version="1.0" encoding="utf-8"?>
-<w:hdr xmlns:wpc="http://schemas.microsoft.com/office/word/2010/wordprocessingCanvas" xmlns:cx="http://schemas.microsoft.com/office/drawing/2014/chartex" xmlns:cx1="http://schemas.microsoft.com/office/drawing/2015/9/8/chartex" xmlns:cx2="http://schemas.microsoft.com/office/drawing/2015/10/21/chartex" xmlns:cx3="http://schemas.microsoft.com/office/drawing/2016/5/9/chartex" xmlns:cx4="http://schemas.microsoft.com/office/drawing/2016/5/10/chartex" xmlns:cx5="http://schemas.microsoft.com/office/drawing/2016/5/11/chartex" xmlns:cx6="http://schemas.microsoft.com/office/drawing/2016/5/12/chartex" xmlns:cx7="http://schemas.microsoft.com/office/drawing/2016/5/13/chartex" xmlns:cx8="http://schemas.microsoft.com/office/drawing/2016/5/14/chartex" xmlns:mc="http://schemas.openxmlformats.org/markup-compatibility/2006" xmlns:aink="http://schemas.microsoft.com/office/drawing/2016/ink" xmlns:am3d="http://schemas.microsoft.com/office/drawing/2017/model3d" xmlns:o="urn:schemas-microsoft-com:office:office" xmlns:oel="http://schemas.microsoft.com/office/2019/extlst" xmlns:r="http://schemas.openxmlformats.org/officeDocument/2006/relationships" xmlns:m="http://schemas.openxmlformats.org/officeDocument/2006/math" xmlns:v="urn:schemas-microsoft-com:vml" xmlns:wp14="http://schemas.microsoft.com/office/word/2010/wordprocessingDrawing" xmlns:wp="http://schemas.openxmlformats.org/drawingml/2006/wordprocessingDrawing" xmlns:w10="urn:schemas-microsoft-com:office:word" xmlns:w="http://schemas.openxmlformats.org/wordprocessingml/2006/main" xmlns:w14="http://schemas.microsoft.com/office/word/2010/wordml" xmlns:w15="http://schemas.microsoft.com/office/word/2012/wordml" xmlns:w16cex="http://schemas.microsoft.com/office/word/2018/wordml/cex" xmlns:w16cid="http://schemas.microsoft.com/office/word/2016/wordml/cid" xmlns:w16="http://schemas.microsoft.com/office/word/2018/wordml" xmlns:w16du="http://schemas.microsoft.com/office/word/2023/wordml/word16du" xmlns:w16sdtdh="http://schemas.microsoft.com/office/word/2020/wordml/sdtdatahash" xmlns:w16se="http://schemas.microsoft.com/office/word/2015/wordml/symex" xmlns:wpg="http://schemas.microsoft.com/office/word/2010/wordprocessingGroup" xmlns:wpi="http://schemas.microsoft.com/office/word/2010/wordprocessingInk" xmlns:wne="http://schemas.microsoft.com/office/word/2006/wordml" xmlns:wps="http://schemas.microsoft.com/office/word/2010/wordprocessingShape" mc:Ignorable="w14 w15 w16se w16cid w16 w16cex w16sdtdh w16du wp14">
+<w:hdr xmlns:wpc="http://schemas.microsoft.com/office/word/2010/wordprocessingCanvas" xmlns:cx="http://schemas.microsoft.com/office/drawing/2014/chartex" xmlns:cx1="http://schemas.microsoft.com/office/drawing/2015/9/8/chartex" xmlns:cx2="http://schemas.microsoft.com/office/drawing/2015/10/21/chartex" xmlns:cx3="http://schemas.microsoft.com/office/drawing/2016/5/9/chartex" xmlns:cx4="http://schemas.microsoft.com/office/drawing/2016/5/10/chartex" xmlns:cx5="http://schemas.microsoft.com/office/drawing/2016/5/11/chartex" xmlns:cx6="http://schemas.microsoft.com/office/drawing/2016/5/12/chartex" xmlns:cx7="http://schemas.microsoft.com/office/drawing/2016/5/13/chartex" xmlns:cx8="http://schemas.microsoft.com/office/drawing/2016/5/14/chartex" xmlns:mc="http://schemas.openxmlformats.org/markup-compatibility/2006" xmlns:aink="http://schemas.microsoft.com/office/drawing/2016/ink" xmlns:am3d="http://schemas.microsoft.com/office/drawing/2017/model3d" xmlns:o="urn:schemas-microsoft-com:office:office" xmlns:oel="http://schemas.microsoft.com/office/2019/extlst" xmlns:r="http://schemas.openxmlformats.org/officeDocument/2006/relationships" xmlns:m="http://schemas.openxmlformats.org/officeDocument/2006/math" xmlns:v="urn:schemas-microsoft-com:vml" xmlns:wp14="http://schemas.microsoft.com/office/word/2010/wordprocessingDrawing" xmlns:wp="http://schemas.openxmlformats.org/drawingml/2006/wordprocessingDrawing" xmlns:w10="urn:schemas-microsoft-com:office:word" xmlns:w="http://schemas.openxmlformats.org/wordprocessingml/2006/main" xmlns:w14="http://schemas.microsoft.com/office/word/2010/wordml" xmlns:w15="http://schemas.microsoft.com/office/word/2012/wordml" xmlns:w16cex="http://schemas.microsoft.com/office/word/2018/wordml/cex" xmlns:w16cid="http://schemas.microsoft.com/office/word/2016/wordml/cid" xmlns:w16="http://schemas.microsoft.com/office/word/2018/wordml" xmlns:w16du="http://schemas.microsoft.com/office/word/2023/wordml/word16du" xmlns:w16sdtdh="http://schemas.microsoft.com/office/word/2020/wordml/sdtdatahash" xmlns:w16sdtfl="http://schemas.microsoft.com/office/word/2024/wordml/sdtformatlock" xmlns:w16se="http://schemas.microsoft.com/office/word/2015/wordml/symex" xmlns:wpg="http://schemas.microsoft.com/office/word/2010/wordprocessingGroup" xmlns:wpi="http://schemas.microsoft.com/office/word/2010/wordprocessingInk" xmlns:wne="http://schemas.microsoft.com/office/word/2006/wordml" xmlns:wps="http://schemas.microsoft.com/office/word/2010/wordprocessingShape" mc:Ignorable="w14 w15 w16se w16cid w16 w16cex w16sdtdh w16sdtfl w16du wp14">
   <w:p>
     <w:pPr>
       <w:rPr>
@@ -1482,7 +1373,7 @@
 </file>
 
 <file path=word/header2.xml><?xml version="1.0" encoding="utf-8"?>
-<w:hdr xmlns:wpc="http://schemas.microsoft.com/office/word/2010/wordprocessingCanvas" xmlns:cx="http://schemas.microsoft.com/office/drawing/2014/chartex" xmlns:cx1="http://schemas.microsoft.com/office/drawing/2015/9/8/chartex" xmlns:cx2="http://schemas.microsoft.com/office/drawing/2015/10/21/chartex" xmlns:cx3="http://schemas.microsoft.com/office/drawing/2016/5/9/chartex" xmlns:cx4="http://schemas.microsoft.com/office/drawing/2016/5/10/chartex" xmlns:cx5="http://schemas.microsoft.com/office/drawing/2016/5/11/chartex" xmlns:cx6="http://schemas.microsoft.com/office/drawing/2016/5/12/chartex" xmlns:cx7="http://schemas.microsoft.com/office/drawing/2016/5/13/chartex" xmlns:cx8="http://schemas.microsoft.com/office/drawing/2016/5/14/chartex" xmlns:mc="http://schemas.openxmlformats.org/markup-compatibility/2006" xmlns:aink="http://schemas.microsoft.com/office/drawing/2016/ink" xmlns:am3d="http://schemas.microsoft.com/office/drawing/2017/model3d" xmlns:o="urn:schemas-microsoft-com:office:office" xmlns:oel="http://schemas.microsoft.com/office/2019/extlst" xmlns:r="http://schemas.openxmlformats.org/officeDocument/2006/relationships" xmlns:m="http://schemas.openxmlformats.org/officeDocument/2006/math" xmlns:v="urn:schemas-microsoft-com:vml" xmlns:wp14="http://schemas.microsoft.com/office/word/2010/wordprocessingDrawing" xmlns:wp="http://schemas.openxmlformats.org/drawingml/2006/wordprocessingDrawing" xmlns:w10="urn:schemas-microsoft-com:office:word" xmlns:w="http://schemas.openxmlformats.org/wordprocessingml/2006/main" xmlns:w14="http://schemas.microsoft.com/office/word/2010/wordml" xmlns:w15="http://schemas.microsoft.com/office/word/2012/wordml" xmlns:w16cex="http://schemas.microsoft.com/office/word/2018/wordml/cex" xmlns:w16cid="http://schemas.microsoft.com/office/word/2016/wordml/cid" xmlns:w16="http://schemas.microsoft.com/office/word/2018/wordml" xmlns:w16du="http://schemas.microsoft.com/office/word/2023/wordml/word16du" xmlns:w16sdtdh="http://schemas.microsoft.com/office/word/2020/wordml/sdtdatahash" xmlns:w16se="http://schemas.microsoft.com/office/word/2015/wordml/symex" xmlns:wpg="http://schemas.microsoft.com/office/word/2010/wordprocessingGroup" xmlns:wpi="http://schemas.microsoft.com/office/word/2010/wordprocessingInk" xmlns:wne="http://schemas.microsoft.com/office/word/2006/wordml" xmlns:wps="http://schemas.microsoft.com/office/word/2010/wordprocessingShape" mc:Ignorable="w14 w15 w16se w16cid w16 w16cex w16sdtdh w16du wp14">
+<w:hdr xmlns:wpc="http://schemas.microsoft.com/office/word/2010/wordprocessingCanvas" xmlns:cx="http://schemas.microsoft.com/office/drawing/2014/chartex" xmlns:cx1="http://schemas.microsoft.com/office/drawing/2015/9/8/chartex" xmlns:cx2="http://schemas.microsoft.com/office/drawing/2015/10/21/chartex" xmlns:cx3="http://schemas.microsoft.com/office/drawing/2016/5/9/chartex" xmlns:cx4="http://schemas.microsoft.com/office/drawing/2016/5/10/chartex" xmlns:cx5="http://schemas.microsoft.com/office/drawing/2016/5/11/chartex" xmlns:cx6="http://schemas.microsoft.com/office/drawing/2016/5/12/chartex" xmlns:cx7="http://schemas.microsoft.com/office/drawing/2016/5/13/chartex" xmlns:cx8="http://schemas.microsoft.com/office/drawing/2016/5/14/chartex" xmlns:mc="http://schemas.openxmlformats.org/markup-compatibility/2006" xmlns:aink="http://schemas.microsoft.com/office/drawing/2016/ink" xmlns:am3d="http://schemas.microsoft.com/office/drawing/2017/model3d" xmlns:o="urn:schemas-microsoft-com:office:office" xmlns:oel="http://schemas.microsoft.com/office/2019/extlst" xmlns:r="http://schemas.openxmlformats.org/officeDocument/2006/relationships" xmlns:m="http://schemas.openxmlformats.org/officeDocument/2006/math" xmlns:v="urn:schemas-microsoft-com:vml" xmlns:wp14="http://schemas.microsoft.com/office/word/2010/wordprocessingDrawing" xmlns:wp="http://schemas.openxmlformats.org/drawingml/2006/wordprocessingDrawing" xmlns:w10="urn:schemas-microsoft-com:office:word" xmlns:w="http://schemas.openxmlformats.org/wordprocessingml/2006/main" xmlns:w14="http://schemas.microsoft.com/office/word/2010/wordml" xmlns:w15="http://schemas.microsoft.com/office/word/2012/wordml" xmlns:w16cex="http://schemas.microsoft.com/office/word/2018/wordml/cex" xmlns:w16cid="http://schemas.microsoft.com/office/word/2016/wordml/cid" xmlns:w16="http://schemas.microsoft.com/office/word/2018/wordml" xmlns:w16du="http://schemas.microsoft.com/office/word/2023/wordml/word16du" xmlns:w16sdtdh="http://schemas.microsoft.com/office/word/2020/wordml/sdtdatahash" xmlns:w16sdtfl="http://schemas.microsoft.com/office/word/2024/wordml/sdtformatlock" xmlns:w16se="http://schemas.microsoft.com/office/word/2015/wordml/symex" xmlns:wpg="http://schemas.microsoft.com/office/word/2010/wordprocessingGroup" xmlns:wpi="http://schemas.microsoft.com/office/word/2010/wordprocessingInk" xmlns:wne="http://schemas.microsoft.com/office/word/2006/wordml" xmlns:wps="http://schemas.microsoft.com/office/word/2010/wordprocessingShape" mc:Ignorable="w14 w15 w16se w16cid w16 w16cex w16sdtdh w16sdtfl w16du wp14">
   <w:p>
     <w:pPr>
       <w:pStyle w:val="Nagwek"/>
@@ -1506,7 +1397,7 @@
 </file>
 
 <file path=word/header3.xml><?xml version="1.0" encoding="utf-8"?>
-<w:hdr xmlns:wpc="http://schemas.microsoft.com/office/word/2010/wordprocessingCanvas" xmlns:cx="http://schemas.microsoft.com/office/drawing/2014/chartex" xmlns:cx1="http://schemas.microsoft.com/office/drawing/2015/9/8/chartex" xmlns:cx2="http://schemas.microsoft.com/office/drawing/2015/10/21/chartex" xmlns:cx3="http://schemas.microsoft.com/office/drawing/2016/5/9/chartex" xmlns:cx4="http://schemas.microsoft.com/office/drawing/2016/5/10/chartex" xmlns:cx5="http://schemas.microsoft.com/office/drawing/2016/5/11/chartex" xmlns:cx6="http://schemas.microsoft.com/office/drawing/2016/5/12/chartex" xmlns:cx7="http://schemas.microsoft.com/office/drawing/2016/5/13/chartex" xmlns:cx8="http://schemas.microsoft.com/office/drawing/2016/5/14/chartex" xmlns:mc="http://schemas.openxmlformats.org/markup-compatibility/2006" xmlns:aink="http://schemas.microsoft.com/office/drawing/2016/ink" xmlns:am3d="http://schemas.microsoft.com/office/drawing/2017/model3d" xmlns:o="urn:schemas-microsoft-com:office:office" xmlns:oel="http://schemas.microsoft.com/office/2019/extlst" xmlns:r="http://schemas.openxmlformats.org/officeDocument/2006/relationships" xmlns:m="http://schemas.openxmlformats.org/officeDocument/2006/math" xmlns:v="urn:schemas-microsoft-com:vml" xmlns:wp14="http://schemas.microsoft.com/office/word/2010/wordprocessingDrawing" xmlns:wp="http://schemas.openxmlformats.org/drawingml/2006/wordprocessingDrawing" xmlns:w10="urn:schemas-microsoft-com:office:word" xmlns:w="http://schemas.openxmlformats.org/wordprocessingml/2006/main" xmlns:w14="http://schemas.microsoft.com/office/word/2010/wordml" xmlns:w15="http://schemas.microsoft.com/office/word/2012/wordml" xmlns:w16cex="http://schemas.microsoft.com/office/word/2018/wordml/cex" xmlns:w16cid="http://schemas.microsoft.com/office/word/2016/wordml/cid" xmlns:w16="http://schemas.microsoft.com/office/word/2018/wordml" xmlns:w16du="http://schemas.microsoft.com/office/word/2023/wordml/word16du" xmlns:w16sdtdh="http://schemas.microsoft.com/office/word/2020/wordml/sdtdatahash" xmlns:w16se="http://schemas.microsoft.com/office/word/2015/wordml/symex" xmlns:wpg="http://schemas.microsoft.com/office/word/2010/wordprocessingGroup" xmlns:wpi="http://schemas.microsoft.com/office/word/2010/wordprocessingInk" xmlns:wne="http://schemas.microsoft.com/office/word/2006/wordml" xmlns:wps="http://schemas.microsoft.com/office/word/2010/wordprocessingShape" mc:Ignorable="w14 w15 w16se w16cid w16 w16cex w16sdtdh w16du wp14">
+<w:hdr xmlns:wpc="http://schemas.microsoft.com/office/word/2010/wordprocessingCanvas" xmlns:cx="http://schemas.microsoft.com/office/drawing/2014/chartex" xmlns:cx1="http://schemas.microsoft.com/office/drawing/2015/9/8/chartex" xmlns:cx2="http://schemas.microsoft.com/office/drawing/2015/10/21/chartex" xmlns:cx3="http://schemas.microsoft.com/office/drawing/2016/5/9/chartex" xmlns:cx4="http://schemas.microsoft.com/office/drawing/2016/5/10/chartex" xmlns:cx5="http://schemas.microsoft.com/office/drawing/2016/5/11/chartex" xmlns:cx6="http://schemas.microsoft.com/office/drawing/2016/5/12/chartex" xmlns:cx7="http://schemas.microsoft.com/office/drawing/2016/5/13/chartex" xmlns:cx8="http://schemas.microsoft.com/office/drawing/2016/5/14/chartex" xmlns:mc="http://schemas.openxmlformats.org/markup-compatibility/2006" xmlns:aink="http://schemas.microsoft.com/office/drawing/2016/ink" xmlns:am3d="http://schemas.microsoft.com/office/drawing/2017/model3d" xmlns:o="urn:schemas-microsoft-com:office:office" xmlns:oel="http://schemas.microsoft.com/office/2019/extlst" xmlns:r="http://schemas.openxmlformats.org/officeDocument/2006/relationships" xmlns:m="http://schemas.openxmlformats.org/officeDocument/2006/math" xmlns:v="urn:schemas-microsoft-com:vml" xmlns:wp14="http://schemas.microsoft.com/office/word/2010/wordprocessingDrawing" xmlns:wp="http://schemas.openxmlformats.org/drawingml/2006/wordprocessingDrawing" xmlns:w10="urn:schemas-microsoft-com:office:word" xmlns:w="http://schemas.openxmlformats.org/wordprocessingml/2006/main" xmlns:w14="http://schemas.microsoft.com/office/word/2010/wordml" xmlns:w15="http://schemas.microsoft.com/office/word/2012/wordml" xmlns:w16cex="http://schemas.microsoft.com/office/word/2018/wordml/cex" xmlns:w16cid="http://schemas.microsoft.com/office/word/2016/wordml/cid" xmlns:w16="http://schemas.microsoft.com/office/word/2018/wordml" xmlns:w16du="http://schemas.microsoft.com/office/word/2023/wordml/word16du" xmlns:w16sdtdh="http://schemas.microsoft.com/office/word/2020/wordml/sdtdatahash" xmlns:w16sdtfl="http://schemas.microsoft.com/office/word/2024/wordml/sdtformatlock" xmlns:w16se="http://schemas.microsoft.com/office/word/2015/wordml/symex" xmlns:wpg="http://schemas.microsoft.com/office/word/2010/wordprocessingGroup" xmlns:wpi="http://schemas.microsoft.com/office/word/2010/wordprocessingInk" xmlns:wne="http://schemas.microsoft.com/office/word/2006/wordml" xmlns:wps="http://schemas.microsoft.com/office/word/2010/wordprocessingShape" mc:Ignorable="w14 w15 w16se w16cid w16 w16cex w16sdtdh w16sdtfl w16du wp14">
   <w:p>
     <w:pPr>
       <w:rPr>
@@ -1527,11 +1418,14 @@
   <w:p>
     <w:pPr>
       <w:tabs>
-        <w:tab w:val="center" w:pos="10773"/>
+        <w:tab w:val="right" w:pos="13892"/>
       </w:tabs>
-      <w:rPr>
-        <w:rFonts w:asciiTheme="majorHAnsi" w:hAnsiTheme="majorHAnsi"/>
-        <w:sz w:val="20"/>
+      <w:spacing w:line="360" w:lineRule="auto"/>
+      <w:ind w:left="215" w:hanging="215"/>
+      <w:rPr>
+        <w:rFonts w:asciiTheme="majorHAnsi" w:hAnsiTheme="majorHAnsi"/>
+        <w:sz w:val="22"/>
+        <w:szCs w:val="22"/>
       </w:rPr>
     </w:pPr>
     <w:r>
@@ -1557,7 +1451,30 @@
         <w:sz w:val="20"/>
       </w:rPr>
       <w:tab/>
-      <w:t>…………………………………………………………………………………………………</w:t>
+    </w:r>
+    <w:r>
+      <w:rPr>
+        <w:rFonts w:asciiTheme="majorHAnsi" w:hAnsiTheme="majorHAnsi"/>
+        <w:sz w:val="22"/>
+        <w:szCs w:val="22"/>
+      </w:rPr>
+      <w:t>{{ imie_nazwisko_studenta }}</w:t>
+    </w:r>
+    <w:r>
+      <w:rPr>
+        <w:rFonts w:asciiTheme="majorHAnsi" w:hAnsiTheme="majorHAnsi"/>
+        <w:sz w:val="22"/>
+        <w:szCs w:val="22"/>
+      </w:rPr>
+      <w:t xml:space="preserve">, </w:t>
+    </w:r>
+    <w:r>
+      <w:rPr>
+        <w:rFonts w:asciiTheme="majorHAnsi" w:hAnsiTheme="majorHAnsi"/>
+        <w:sz w:val="22"/>
+        <w:szCs w:val="22"/>
+      </w:rPr>
+      <w:t>{{ nr_indeksu }}</w:t>
     </w:r>
   </w:p>
   <w:p>
@@ -1619,7 +1536,14 @@
         <w:rFonts w:asciiTheme="majorHAnsi" w:hAnsiTheme="majorHAnsi"/>
       </w:rPr>
       <w:tab/>
-      <w:t>…………………………………………………………………………………</w:t>
+    </w:r>
+    <w:r>
+      <w:rPr>
+        <w:rFonts w:asciiTheme="majorHAnsi" w:hAnsiTheme="majorHAnsi"/>
+        <w:sz w:val="22"/>
+        <w:szCs w:val="22"/>
+      </w:rPr>
+      <w:t>{{ miejsce_praktyki }}</w:t>
     </w:r>
   </w:p>
   <w:p>
@@ -1654,7 +1578,7 @@
 </file>
 
 <file path=word/styles.xml><?xml version="1.0" encoding="utf-8"?>
-<w:styles xmlns:mc="http://schemas.openxmlformats.org/markup-compatibility/2006" xmlns:r="http://schemas.openxmlformats.org/officeDocument/2006/relationships" xmlns:w="http://schemas.openxmlformats.org/wordprocessingml/2006/main" xmlns:w14="http://schemas.microsoft.com/office/word/2010/wordml" xmlns:w15="http://schemas.microsoft.com/office/word/2012/wordml" xmlns:w16cex="http://schemas.microsoft.com/office/word/2018/wordml/cex" xmlns:w16cid="http://schemas.microsoft.com/office/word/2016/wordml/cid" xmlns:w16="http://schemas.microsoft.com/office/word/2018/wordml" xmlns:w16du="http://schemas.microsoft.com/office/word/2023/wordml/word16du" xmlns:w16sdtdh="http://schemas.microsoft.com/office/word/2020/wordml/sdtdatahash" xmlns:w16se="http://schemas.microsoft.com/office/word/2015/wordml/symex" mc:Ignorable="w14 w15 w16se w16cid w16 w16cex w16sdtdh w16du">
+<w:styles xmlns:mc="http://schemas.openxmlformats.org/markup-compatibility/2006" xmlns:r="http://schemas.openxmlformats.org/officeDocument/2006/relationships" xmlns:w="http://schemas.openxmlformats.org/wordprocessingml/2006/main" xmlns:w14="http://schemas.microsoft.com/office/word/2010/wordml" xmlns:w15="http://schemas.microsoft.com/office/word/2012/wordml" xmlns:w16cex="http://schemas.microsoft.com/office/word/2018/wordml/cex" xmlns:w16cid="http://schemas.microsoft.com/office/word/2016/wordml/cid" xmlns:w16="http://schemas.microsoft.com/office/word/2018/wordml" xmlns:w16du="http://schemas.microsoft.com/office/word/2023/wordml/word16du" xmlns:w16sdtdh="http://schemas.microsoft.com/office/word/2020/wordml/sdtdatahash" xmlns:w16sdtfl="http://schemas.microsoft.com/office/word/2024/wordml/sdtformatlock" xmlns:w16se="http://schemas.microsoft.com/office/word/2015/wordml/symex" mc:Ignorable="w14 w15 w16se w16cid w16 w16cex w16sdtdh w16sdtfl w16du">
   <w:docDefaults>
     <w:rPrDefault>
       <w:rPr>
